--- a/submission/highlights.docx
+++ b/submission/highlights.docx
@@ -20,7 +20,7 @@
         <w:pStyle w:val="ListBullet"/>
       </w:pPr>
       <w:r>
-        <w:t>Every aggregate check passes: a mean cannot see a permutation</w:t>
+        <w:t>Every order-symmetric check passes: a mean cannot see a permutation</w:t>
       </w:r>
     </w:p>
     <w:p>
@@ -36,7 +36,7 @@
         <w:pStyle w:val="ListBullet"/>
       </w:pPr>
       <w:r>
-        <w:t>For labels derived from several arms the control is optimistic, not safe</w:t>
+        <w:t>Two order diagnostics, with the block and shared-order faults they miss</w:t>
       </w:r>
     </w:p>
     <w:p>
@@ -44,7 +44,7 @@
         <w:pStyle w:val="ListBullet"/>
       </w:pPr>
       <w:r>
-        <w:t>Two O(n) order tests, plus a sidecar contract that fails closed</w:t>
+        <w:t>A sidecar contract on ordered sample identity stops 20 of 25 identity faults</w:t>
       </w:r>
     </w:p>
     <w:sectPr>
@@ -420,6 +420,10 @@
     <w:name w:val="Normal"/>
     <w:qFormat/>
     <w:rsid w:val="00FC693F"/>
+    <w:rPr>
+      <w:rFonts w:ascii="Times New Roman" w:hAnsi="Times New Roman"/>
+      <w:sz w:val="22"/>
+    </w:rPr>
   </w:style>
   <w:style w:type="paragraph" w:styleId="Header">
     <w:name w:val="header"/>
